--- a/09-investor-relations/due-diligence-questionnaire.docx
+++ b/09-investor-relations/due-diligence-questionnaire.docx
@@ -378,7 +378,7 @@
                 <w:sz w:val="20"/>
                 <w:szCs w:val="20"/>
               </w:rPr>
-              <w:t xml:space="preserve">Fly GACA is registered as a sole proprietorship (Muassasa) in KSA under the founder’s name. CR application filed April 2026; expected issuance within 6 weeks. Conversion to LLC (Sherka) planned post-bridge close.</w:t>
+              <w:t xml:space="preserve">Fly GACA is operated by BDA Company International (شركة بدع الدولية), a Saudi limited liability company (Sherka) — unified national number 7030976893, issued 23/09/2022, active.</w:t>
             </w:r>
           </w:p>
         </w:tc>
@@ -507,7 +507,7 @@
                 <w:sz w:val="20"/>
                 <w:szCs w:val="20"/>
               </w:rPr>
-              <w:t xml:space="preserve">CR pending; application number available on request. Company will not sign revenue contracts until CR issued.</w:t>
+              <w:t xml:space="preserve">CR 7030976893 — issued 23/09/2022, active. VAT 311415259500003 (effective 2025-11-01, quarterly).</w:t>
             </w:r>
           </w:p>
         </w:tc>
@@ -2894,7 +2894,7 @@
                 <w:sz w:val="20"/>
                 <w:szCs w:val="20"/>
               </w:rPr>
-              <w:t xml:space="preserve">Al Rajhi Bank business account (pending CR issuance). Founder personal account used for pre-incorporation expenses; will transfer to company account upon CR.</w:t>
+              <w:t xml:space="preserve">Arab National Bank business account open (via SiFi). Founder personal account used for pre-incorporation expenses; will transfer to company account upon CR.</w:t>
             </w:r>
           </w:p>
         </w:tc>
